--- a/Другое/работа/1. Отчет о проделанной работе/8. сентябрь.docx
+++ b/Другое/работа/1. Отчет о проделанной работе/8. сентябрь.docx
@@ -1,6 +1,6 @@
 
 <file path=word/document.xml><?xml version="1.0" encoding="utf-8"?>
-<w:document xmlns:wpc="http://schemas.microsoft.com/office/word/2010/wordprocessingCanvas" xmlns:cx="http://schemas.microsoft.com/office/drawing/2014/chartex" xmlns:mc="http://schemas.openxmlformats.org/markup-compatibility/2006" xmlns:o="urn:schemas-microsoft-com:office:office" xmlns:r="http://schemas.openxmlformats.org/officeDocument/2006/relationships" xmlns:m="http://schemas.openxmlformats.org/officeDocument/2006/math" xmlns:v="urn:schemas-microsoft-com:vml" xmlns:wp14="http://schemas.microsoft.com/office/word/2010/wordprocessingDrawing" xmlns:wp="http://schemas.openxmlformats.org/drawingml/2006/wordprocessingDrawing" xmlns:w10="urn:schemas-microsoft-com:office:word" xmlns:w="http://schemas.openxmlformats.org/wordprocessingml/2006/main" xmlns:w14="http://schemas.microsoft.com/office/word/2010/wordml" xmlns:w15="http://schemas.microsoft.com/office/word/2012/wordml" xmlns:w16se="http://schemas.microsoft.com/office/word/2015/wordml/symex" xmlns:wpg="http://schemas.microsoft.com/office/word/2010/wordprocessingGroup" xmlns:wpi="http://schemas.microsoft.com/office/word/2010/wordprocessingInk" xmlns:wne="http://schemas.microsoft.com/office/word/2006/wordml" xmlns:wps="http://schemas.microsoft.com/office/word/2010/wordprocessingShape" mc:Ignorable="w14 w15 w16se wp14">
+<w:document xmlns:ve="http://schemas.openxmlformats.org/markup-compatibility/2006" xmlns:o="urn:schemas-microsoft-com:office:office" xmlns:r="http://schemas.openxmlformats.org/officeDocument/2006/relationships" xmlns:m="http://schemas.openxmlformats.org/officeDocument/2006/math" xmlns:v="urn:schemas-microsoft-com:vml" xmlns:wp="http://schemas.openxmlformats.org/drawingml/2006/wordprocessingDrawing" xmlns:w10="urn:schemas-microsoft-com:office:word" xmlns:w="http://schemas.openxmlformats.org/wordprocessingml/2006/main" xmlns:wne="http://schemas.microsoft.com/office/word/2006/wordml">
   <w:body>
     <w:p>
       <w:pPr>
@@ -207,7 +207,24 @@
           <w:sz w:val="24"/>
           <w:szCs w:val="28"/>
         </w:rPr>
-        <w:t>ировать по итогам работы за сентябрь 2026 года сотрудников сметного отдела</w:t>
+        <w:t xml:space="preserve">ировать по итогам работы за </w:t>
+      </w:r>
+      <w:r>
+        <w:rPr>
+          <w:rFonts w:ascii="Times New Roman" w:hAnsi="Times New Roman" w:cs="Times New Roman"/>
+          <w:b/>
+          <w:sz w:val="24"/>
+          <w:szCs w:val="28"/>
+        </w:rPr>
+        <w:t>сентябрь</w:t>
+      </w:r>
+      <w:r>
+        <w:rPr>
+          <w:rFonts w:ascii="Times New Roman" w:hAnsi="Times New Roman" w:cs="Times New Roman"/>
+          <w:sz w:val="24"/>
+          <w:szCs w:val="28"/>
+        </w:rPr>
+        <w:t xml:space="preserve"> 2026 года сотрудников сметного отдела</w:t>
       </w:r>
       <w:r>
         <w:rPr>
@@ -313,6 +330,7 @@
     <w:p>
       <w:pPr>
         <w:spacing w:before="240" w:after="240" w:line="240" w:lineRule="auto"/>
+        <w:ind w:firstLine="708"/>
         <w:rPr>
           <w:rStyle w:val="a3"/>
           <w:rFonts w:ascii="Times New Roman" w:hAnsi="Times New Roman" w:cs="Times New Roman"/>
@@ -339,6 +357,7 @@
         <w:pStyle w:val="ds-markdown-paragraph"/>
         <w:spacing w:before="240" w:beforeAutospacing="0" w:after="240" w:afterAutospacing="0"/>
         <w:ind w:firstLine="708"/>
+        <w:jc w:val="both"/>
       </w:pPr>
       <w:r>
         <w:rPr>
@@ -346,7 +365,23 @@
           <w:b w:val="0"/>
           <w:iCs/>
         </w:rPr>
-        <w:t xml:space="preserve">Для обеспечения объективной и наглядной оценки эффективности работы отдела нами был разработан </w:t>
+        <w:t>Для обеспечения объективной и наглядной оценки э</w:t>
+      </w:r>
+      <w:r>
+        <w:rPr>
+          <w:rStyle w:val="a3"/>
+          <w:b w:val="0"/>
+          <w:iCs/>
+        </w:rPr>
+        <w:t xml:space="preserve">ффективности работы отдела </w:t>
+      </w:r>
+      <w:r>
+        <w:rPr>
+          <w:rStyle w:val="a3"/>
+          <w:b w:val="0"/>
+          <w:iCs/>
+        </w:rPr>
+        <w:t xml:space="preserve">был разработан </w:t>
       </w:r>
       <w:r>
         <w:rPr>
@@ -388,7 +423,16 @@
         <w:t>Среднее время на одну задачу.</w:t>
       </w:r>
       <w:r>
-        <w:t> Методом хронометража определяем, сколько в среднем часов уходит на решение одной задачи. Это даёт реальную трудоёмкость, а не экспертную оценку.</w:t>
+        <w:t xml:space="preserve"> Методом хронометража определяем, сколько в среднем часов уходит на решение одной задачи. Это даёт </w:t>
+      </w:r>
+      <w:r>
+        <w:rPr>
+          <w:u w:val="single"/>
+        </w:rPr>
+        <w:t>реальную трудоёмкость</w:t>
+      </w:r>
+      <w:r>
+        <w:t>, а не экспертную оценку.</w:t>
       </w:r>
     </w:p>
     <w:p>
@@ -411,14 +455,7 @@
           <w:rStyle w:val="a3"/>
           <w:b w:val="0"/>
         </w:rPr>
-        <w:t>Общее время активной работы.</w:t>
-      </w:r>
-      <w:r>
-        <w:rPr>
-          <w:rStyle w:val="a3"/>
-          <w:b w:val="0"/>
-        </w:rPr>
-        <w:t> Суммируем часы, которые сотрудник фактически потр</w:t>
+        <w:t>Общее время активной работы. Суммируем часы, которые сотрудник фактически потр</w:t>
       </w:r>
       <w:r>
         <w:rPr>
@@ -448,14 +485,7 @@
           <w:rStyle w:val="a3"/>
           <w:b w:val="0"/>
         </w:rPr>
-        <w:t>Среднее время в день.</w:t>
-      </w:r>
-      <w:r>
-        <w:rPr>
-          <w:rStyle w:val="a3"/>
-          <w:b w:val="0"/>
-        </w:rPr>
-        <w:t> Делим общее время активной работы на количество рабочих дней в периоде. Получаем, сколько часов в день сотрудник реально тратил на задачи.</w:t>
+        <w:t>Среднее время в день. Делим общее время активной работы на количество рабочих дней в периоде. Получаем, сколько часов в день сотрудник реально тратил на задачи.</w:t>
       </w:r>
     </w:p>
     <w:p>
@@ -478,14 +508,7 @@
           <w:rStyle w:val="a3"/>
           <w:b w:val="0"/>
         </w:rPr>
-        <w:t>Сравнение с нормативом.</w:t>
-      </w:r>
-      <w:r>
-        <w:rPr>
-          <w:rStyle w:val="a3"/>
-          <w:b w:val="0"/>
-        </w:rPr>
-        <w:t> Делим полученное среднее дневное время на 8-часовой рабочий день.</w:t>
+        <w:t>Сравнение с нормативом. Делим полученное среднее дневное время на 8-часовой рабочий день.</w:t>
       </w:r>
     </w:p>
     <w:p>
@@ -508,14 +531,23 @@
           <w:rStyle w:val="a3"/>
           <w:b w:val="0"/>
         </w:rPr>
-        <w:t>Индекс.</w:t>
+        <w:t xml:space="preserve">Индекс. Результат выражаем в процентах — это и есть </w:t>
       </w:r>
       <w:r>
         <w:rPr>
           <w:rStyle w:val="a3"/>
           <w:b w:val="0"/>
-        </w:rPr>
-        <w:t> Результат выражаем в процентах — это и есть индекс производительности труда.</w:t>
+          <w:u w:val="single"/>
+        </w:rPr>
+        <w:t>ин</w:t>
+      </w:r>
+      <w:r>
+        <w:rPr>
+          <w:rStyle w:val="a3"/>
+          <w:b w:val="0"/>
+          <w:u w:val="single"/>
+        </w:rPr>
+        <w:t>декс производительности труда.</w:t>
       </w:r>
     </w:p>
     <w:p>
@@ -727,7 +759,7 @@
       <w:tblPr>
         <w:tblStyle w:val="a6"/>
         <w:tblW w:w="0" w:type="auto"/>
-        <w:tblLook w:val="04A0" w:firstRow="1" w:lastRow="0" w:firstColumn="1" w:lastColumn="0" w:noHBand="0" w:noVBand="1"/>
+        <w:tblLook w:val="04A0"/>
       </w:tblPr>
       <w:tblGrid>
         <w:gridCol w:w="2802"/>
@@ -1056,7 +1088,7 @@
       <w:tblPr>
         <w:tblW w:w="8378" w:type="dxa"/>
         <w:tblInd w:w="93" w:type="dxa"/>
-        <w:tblLook w:val="04A0" w:firstRow="1" w:lastRow="0" w:firstColumn="1" w:lastColumn="0" w:noHBand="0" w:noVBand="1"/>
+        <w:tblLook w:val="04A0"/>
       </w:tblPr>
       <w:tblGrid>
         <w:gridCol w:w="866"/>
@@ -1196,7 +1228,7 @@
       </w:tr>
       <w:tr>
         <w:trPr>
-          <w:trHeight w:val="630"/>
+          <w:trHeight w:val="1127"/>
         </w:trPr>
         <w:tc>
           <w:tcPr>
@@ -1276,17 +1308,29 @@
                 <w:szCs w:val="24"/>
                 <w:lang w:eastAsia="ru-RU"/>
               </w:rPr>
-              <w:t>Составлен</w:t>
-            </w:r>
-            <w:r>
-              <w:rPr>
-                <w:rFonts w:ascii="Times New Roman" w:eastAsia="Times New Roman" w:hAnsi="Times New Roman" w:cs="Times New Roman"/>
-                <w:color w:val="000000"/>
-                <w:sz w:val="24"/>
-                <w:szCs w:val="24"/>
-                <w:lang w:eastAsia="ru-RU"/>
-              </w:rPr>
-              <w:t xml:space="preserve">ие дополнительных соглашений к </w:t>
+              <w:t>Составление локальной сметы на установку водопропускной трубы на а/</w:t>
+            </w:r>
+            <w:proofErr w:type="spellStart"/>
+            <w:r>
+              <w:rPr>
+                <w:rFonts w:ascii="Times New Roman" w:eastAsia="Times New Roman" w:hAnsi="Times New Roman" w:cs="Times New Roman"/>
+                <w:color w:val="000000"/>
+                <w:sz w:val="24"/>
+                <w:szCs w:val="24"/>
+                <w:lang w:eastAsia="ru-RU"/>
+              </w:rPr>
+              <w:t>д</w:t>
+            </w:r>
+            <w:proofErr w:type="spellEnd"/>
+            <w:r>
+              <w:rPr>
+                <w:rFonts w:ascii="Times New Roman" w:eastAsia="Times New Roman" w:hAnsi="Times New Roman" w:cs="Times New Roman"/>
+                <w:color w:val="000000"/>
+                <w:sz w:val="24"/>
+                <w:szCs w:val="24"/>
+                <w:lang w:eastAsia="ru-RU"/>
+              </w:rPr>
+              <w:t xml:space="preserve">  «Тверь – Лотошино-Шаховская - Уваровка»</w:t>
             </w:r>
           </w:p>
         </w:tc>
@@ -1324,14 +1368,14 @@
                 <w:szCs w:val="24"/>
                 <w:lang w:eastAsia="ru-RU"/>
               </w:rPr>
-              <w:t>3</w:t>
+              <w:t>1</w:t>
             </w:r>
           </w:p>
         </w:tc>
       </w:tr>
       <w:tr>
         <w:trPr>
-          <w:trHeight w:val="315"/>
+          <w:trHeight w:val="849"/>
         </w:trPr>
         <w:tc>
           <w:tcPr>
@@ -1411,7 +1455,51 @@
                 <w:szCs w:val="24"/>
                 <w:lang w:eastAsia="ru-RU"/>
               </w:rPr>
-              <w:t>Проведение малых закупок (до 600 тыс. руб.)</w:t>
+              <w:t>Составление локальной сметы на ремонт  водопропускной трубы на а/</w:t>
+            </w:r>
+            <w:proofErr w:type="spellStart"/>
+            <w:r>
+              <w:rPr>
+                <w:rFonts w:ascii="Times New Roman" w:eastAsia="Times New Roman" w:hAnsi="Times New Roman" w:cs="Times New Roman"/>
+                <w:color w:val="000000"/>
+                <w:sz w:val="24"/>
+                <w:szCs w:val="24"/>
+                <w:lang w:eastAsia="ru-RU"/>
+              </w:rPr>
+              <w:t>д</w:t>
+            </w:r>
+            <w:proofErr w:type="spellEnd"/>
+            <w:r>
+              <w:rPr>
+                <w:rFonts w:ascii="Times New Roman" w:eastAsia="Times New Roman" w:hAnsi="Times New Roman" w:cs="Times New Roman"/>
+                <w:color w:val="000000"/>
+                <w:sz w:val="24"/>
+                <w:szCs w:val="24"/>
+                <w:lang w:eastAsia="ru-RU"/>
+              </w:rPr>
+              <w:t xml:space="preserve">  «</w:t>
+            </w:r>
+            <w:proofErr w:type="spellStart"/>
+            <w:r>
+              <w:rPr>
+                <w:rFonts w:ascii="Times New Roman" w:eastAsia="Times New Roman" w:hAnsi="Times New Roman" w:cs="Times New Roman"/>
+                <w:color w:val="000000"/>
+                <w:sz w:val="24"/>
+                <w:szCs w:val="24"/>
+                <w:lang w:eastAsia="ru-RU"/>
+              </w:rPr>
+              <w:t>Мерелово-Кочута</w:t>
+            </w:r>
+            <w:proofErr w:type="spellEnd"/>
+            <w:r>
+              <w:rPr>
+                <w:rFonts w:ascii="Times New Roman" w:eastAsia="Times New Roman" w:hAnsi="Times New Roman" w:cs="Times New Roman"/>
+                <w:color w:val="000000"/>
+                <w:sz w:val="24"/>
+                <w:szCs w:val="24"/>
+                <w:lang w:eastAsia="ru-RU"/>
+              </w:rPr>
+              <w:t>»</w:t>
             </w:r>
           </w:p>
         </w:tc>
@@ -1449,14 +1537,14 @@
                 <w:szCs w:val="24"/>
                 <w:lang w:eastAsia="ru-RU"/>
               </w:rPr>
-              <w:t>3</w:t>
+              <w:t>1</w:t>
             </w:r>
           </w:p>
         </w:tc>
       </w:tr>
       <w:tr>
         <w:trPr>
-          <w:trHeight w:val="315"/>
+          <w:trHeight w:val="832"/>
         </w:trPr>
         <w:tc>
           <w:tcPr>
@@ -1536,17 +1624,7 @@
                 <w:szCs w:val="24"/>
                 <w:lang w:eastAsia="ru-RU"/>
               </w:rPr>
-              <w:t>Заключен</w:t>
-            </w:r>
-            <w:r>
-              <w:rPr>
-                <w:rFonts w:ascii="Times New Roman" w:eastAsia="Times New Roman" w:hAnsi="Times New Roman" w:cs="Times New Roman"/>
-                <w:color w:val="000000"/>
-                <w:sz w:val="24"/>
-                <w:szCs w:val="24"/>
-                <w:lang w:eastAsia="ru-RU"/>
-              </w:rPr>
-              <w:t>ие контрактов</w:t>
+              <w:t>Составление единичных расценок на установку и разборку металлического барьерного ограждения</w:t>
             </w:r>
           </w:p>
         </w:tc>
@@ -1584,14 +1662,14 @@
                 <w:szCs w:val="24"/>
                 <w:lang w:eastAsia="ru-RU"/>
               </w:rPr>
-              <w:t>8</w:t>
+              <w:t>1</w:t>
             </w:r>
           </w:p>
         </w:tc>
       </w:tr>
       <w:tr>
         <w:trPr>
-          <w:trHeight w:val="315"/>
+          <w:trHeight w:val="703"/>
         </w:trPr>
         <w:tc>
           <w:tcPr>
@@ -1671,7 +1749,7 @@
                 <w:szCs w:val="24"/>
                 <w:lang w:eastAsia="ru-RU"/>
               </w:rPr>
-              <w:t>Регистрация счетов для оплаты</w:t>
+              <w:t>Сбор информации о стоимости ремонтных работ на дорогах разной категории</w:t>
             </w:r>
           </w:p>
         </w:tc>
@@ -1709,7 +1787,7 @@
                 <w:szCs w:val="24"/>
                 <w:lang w:eastAsia="ru-RU"/>
               </w:rPr>
-              <w:t>23</w:t>
+              <w:t>30</w:t>
             </w:r>
           </w:p>
         </w:tc>
@@ -1796,7 +1874,7 @@
                 <w:szCs w:val="24"/>
                 <w:lang w:eastAsia="ru-RU"/>
               </w:rPr>
-              <w:t>Размещение соглашений о расторжении</w:t>
+              <w:t xml:space="preserve">Разработка технических заданий на ремонт кабинетов </w:t>
             </w:r>
           </w:p>
         </w:tc>
@@ -1834,7 +1912,7 @@
                 <w:szCs w:val="24"/>
                 <w:lang w:eastAsia="ru-RU"/>
               </w:rPr>
-              <w:t>1</w:t>
+              <w:t>4</w:t>
             </w:r>
           </w:p>
         </w:tc>
@@ -1875,7 +1953,7 @@
       <w:tblPr>
         <w:tblW w:w="8378" w:type="dxa"/>
         <w:tblInd w:w="93" w:type="dxa"/>
-        <w:tblLook w:val="04A0" w:firstRow="1" w:lastRow="0" w:firstColumn="1" w:lastColumn="0" w:noHBand="0" w:noVBand="1"/>
+        <w:tblLook w:val="04A0"/>
       </w:tblPr>
       <w:tblGrid>
         <w:gridCol w:w="866"/>
@@ -2015,7 +2093,7 @@
       </w:tr>
       <w:tr>
         <w:trPr>
-          <w:trHeight w:val="315"/>
+          <w:trHeight w:val="325"/>
         </w:trPr>
         <w:tc>
           <w:tcPr>
@@ -2094,110 +2172,7 @@
                 <w:szCs w:val="24"/>
                 <w:lang w:eastAsia="ru-RU"/>
               </w:rPr>
-              <w:t xml:space="preserve">Размещение </w:t>
-            </w:r>
-            <w:r>
-              <w:rPr>
-                <w:rFonts w:ascii="Times New Roman" w:eastAsia="Times New Roman" w:hAnsi="Times New Roman" w:cs="Times New Roman"/>
-                <w:color w:val="000000"/>
-                <w:sz w:val="24"/>
-                <w:szCs w:val="24"/>
-                <w:lang w:eastAsia="ru-RU"/>
-              </w:rPr>
-              <w:t>документации  в ЕИС, в т.ч:</w:t>
-            </w:r>
-            <w:r>
-              <w:rPr>
-                <w:rFonts w:ascii="Times New Roman" w:eastAsia="Times New Roman" w:hAnsi="Times New Roman" w:cs="Times New Roman"/>
-                <w:color w:val="000000"/>
-                <w:sz w:val="24"/>
-                <w:szCs w:val="24"/>
-                <w:lang w:eastAsia="ru-RU"/>
-              </w:rPr>
-              <w:br/>
-            </w:r>
-            <w:r>
-              <w:rPr>
-                <w:rFonts w:ascii="Times New Roman" w:eastAsia="Times New Roman" w:hAnsi="Times New Roman" w:cs="Times New Roman"/>
-                <w:i/>
-                <w:color w:val="000000"/>
-                <w:sz w:val="20"/>
-                <w:szCs w:val="24"/>
-                <w:lang w:eastAsia="ru-RU"/>
-              </w:rPr>
-              <w:t>- дополнительные соглашения</w:t>
-            </w:r>
-            <w:r>
-              <w:rPr>
-                <w:rFonts w:ascii="Times New Roman" w:eastAsia="Times New Roman" w:hAnsi="Times New Roman" w:cs="Times New Roman"/>
-                <w:i/>
-                <w:color w:val="000000"/>
-                <w:sz w:val="20"/>
-                <w:szCs w:val="24"/>
-                <w:lang w:eastAsia="ru-RU"/>
-              </w:rPr>
-              <w:br/>
-              <w:t>- акты выполненных работ</w:t>
-            </w:r>
-            <w:r>
-              <w:rPr>
-                <w:rFonts w:ascii="Times New Roman" w:eastAsia="Times New Roman" w:hAnsi="Times New Roman" w:cs="Times New Roman"/>
-                <w:i/>
-                <w:color w:val="000000"/>
-                <w:sz w:val="20"/>
-                <w:szCs w:val="24"/>
-                <w:lang w:eastAsia="ru-RU"/>
-              </w:rPr>
-              <w:br/>
-              <w:t>- претензии</w:t>
-            </w:r>
-            <w:r>
-              <w:rPr>
-                <w:rFonts w:ascii="Times New Roman" w:eastAsia="Times New Roman" w:hAnsi="Times New Roman" w:cs="Times New Roman"/>
-                <w:i/>
-                <w:color w:val="000000"/>
-                <w:sz w:val="20"/>
-                <w:szCs w:val="24"/>
-                <w:lang w:eastAsia="ru-RU"/>
-              </w:rPr>
-              <w:br/>
-              <w:t>- односторонние отказы</w:t>
-            </w:r>
-            <w:r>
-              <w:rPr>
-                <w:rFonts w:ascii="Times New Roman" w:eastAsia="Times New Roman" w:hAnsi="Times New Roman" w:cs="Times New Roman"/>
-                <w:i/>
-                <w:color w:val="000000"/>
-                <w:sz w:val="20"/>
-                <w:szCs w:val="24"/>
-                <w:lang w:eastAsia="ru-RU"/>
-              </w:rPr>
-              <w:br/>
-              <w:t>- списание неустойки</w:t>
-            </w:r>
-            <w:r>
-              <w:rPr>
-                <w:rFonts w:ascii="Times New Roman" w:eastAsia="Times New Roman" w:hAnsi="Times New Roman" w:cs="Times New Roman"/>
-                <w:i/>
-                <w:color w:val="000000"/>
-                <w:sz w:val="20"/>
-                <w:szCs w:val="24"/>
-                <w:lang w:eastAsia="ru-RU"/>
-              </w:rPr>
-              <w:br/>
-              <w:t>- соглашения о расторжении</w:t>
-            </w:r>
-            <w:r>
-              <w:rPr>
-                <w:rFonts w:ascii="Times New Roman" w:eastAsia="Times New Roman" w:hAnsi="Times New Roman" w:cs="Times New Roman"/>
-                <w:i/>
-                <w:color w:val="000000"/>
-                <w:sz w:val="20"/>
-                <w:szCs w:val="24"/>
-                <w:lang w:eastAsia="ru-RU"/>
-              </w:rPr>
-              <w:br/>
-              <w:t>- государственные контракты</w:t>
+              <w:t>Проверка актов выполненных работ (КС-2)</w:t>
             </w:r>
           </w:p>
         </w:tc>
@@ -2235,7 +2210,7 @@
                 <w:szCs w:val="24"/>
                 <w:lang w:eastAsia="ru-RU"/>
               </w:rPr>
-              <w:t>48</w:t>
+              <w:t>56</w:t>
             </w:r>
           </w:p>
         </w:tc>
@@ -2321,7 +2296,7 @@
                 <w:szCs w:val="24"/>
                 <w:lang w:eastAsia="ru-RU"/>
               </w:rPr>
-              <w:t>Подготовка и направление проектов ГК в ЛК подрядчика</w:t>
+              <w:t>Расчет НМЦК</w:t>
             </w:r>
           </w:p>
         </w:tc>
@@ -2359,7 +2334,7 @@
                 <w:szCs w:val="24"/>
                 <w:lang w:eastAsia="ru-RU"/>
               </w:rPr>
-              <w:t>9</w:t>
+              <w:t>3</w:t>
             </w:r>
           </w:p>
         </w:tc>
@@ -2445,7 +2420,7 @@
                 <w:szCs w:val="24"/>
                 <w:lang w:eastAsia="ru-RU"/>
               </w:rPr>
-              <w:t>Направление проектов доп.соглашений по контрактам</w:t>
+              <w:t>Подготовка писем</w:t>
             </w:r>
           </w:p>
         </w:tc>
@@ -2483,7 +2458,7 @@
                 <w:szCs w:val="24"/>
                 <w:lang w:eastAsia="ru-RU"/>
               </w:rPr>
-              <w:t>3</w:t>
+              <w:t>10</w:t>
             </w:r>
           </w:p>
         </w:tc>
@@ -2569,7 +2544,17 @@
                 <w:szCs w:val="24"/>
                 <w:lang w:eastAsia="ru-RU"/>
               </w:rPr>
-              <w:t>Занесение информации в Эталон (доп.соглашения, ГК)</w:t>
+              <w:t>Проверка сопоста</w:t>
+            </w:r>
+            <w:r>
+              <w:rPr>
+                <w:rFonts w:ascii="Times New Roman" w:eastAsia="Times New Roman" w:hAnsi="Times New Roman" w:cs="Times New Roman"/>
+                <w:color w:val="000000"/>
+                <w:sz w:val="24"/>
+                <w:szCs w:val="24"/>
+                <w:lang w:eastAsia="ru-RU"/>
+              </w:rPr>
+              <w:t>вительных ведомостей (отпавшие и дополнительные работы) в рамках проведения технических совещаний, а так же иных смет контрактов</w:t>
             </w:r>
           </w:p>
         </w:tc>
@@ -2607,14 +2592,14 @@
                 <w:szCs w:val="24"/>
                 <w:lang w:eastAsia="ru-RU"/>
               </w:rPr>
-              <w:t>24</w:t>
+              <w:t>18</w:t>
             </w:r>
           </w:p>
         </w:tc>
       </w:tr>
       <w:tr>
         <w:trPr>
-          <w:trHeight w:val="315"/>
+          <w:trHeight w:val="599"/>
         </w:trPr>
         <w:tc>
           <w:tcPr>
@@ -2693,7 +2678,7 @@
                 <w:szCs w:val="24"/>
                 <w:lang w:eastAsia="ru-RU"/>
               </w:rPr>
-              <w:t>Направление документов в мин.контрольных функций</w:t>
+              <w:t>Анализ сметной документации по объектам строительства</w:t>
             </w:r>
           </w:p>
         </w:tc>
@@ -2746,6 +2731,26 @@
     </w:p>
     <w:p>
       <w:pPr>
+        <w:rPr>
+          <w:i/>
+        </w:rPr>
+      </w:pPr>
+      <w:r>
+        <w:rPr>
+          <w:i/>
+        </w:rPr>
+        <w:br w:type="page"/>
+      </w:r>
+    </w:p>
+    <w:p>
+      <w:pPr>
+        <w:rPr>
+          <w:i/>
+        </w:rPr>
+      </w:pPr>
+    </w:p>
+    <w:p>
+      <w:pPr>
         <w:ind w:firstLine="708"/>
         <w:rPr>
           <w:rFonts w:ascii="Times New Roman" w:hAnsi="Times New Roman" w:cs="Times New Roman"/>
@@ -2807,8 +2812,7 @@
         <w:rPr>
           <w:szCs w:val="20"/>
         </w:rPr>
-        <w:lastRenderedPageBreak/>
-        <w:t>Проведенный анализ ключевых показателей эффективности (индекс продуктивности и интенсивность труда) демонстрирует </w:t>
+        <w:t>Проведенный анализ ключевых показателей эффективности  демонстрирует </w:t>
       </w:r>
       <w:r>
         <w:rPr>
@@ -2840,7 +2844,14 @@
           <w:rStyle w:val="a3"/>
           <w:szCs w:val="20"/>
         </w:rPr>
-        <w:t>200%</w:t>
+        <w:t>100</w:t>
+      </w:r>
+      <w:r>
+        <w:rPr>
+          <w:rStyle w:val="a3"/>
+          <w:szCs w:val="20"/>
+        </w:rPr>
+        <w:t>%</w:t>
       </w:r>
       <w:r>
         <w:rPr>
@@ -3179,6 +3190,14 @@
         </w:rPr>
         <w:t xml:space="preserve">                    </w:t>
       </w:r>
+      <w:r>
+        <w:rPr>
+          <w:rFonts w:ascii="Times New Roman" w:hAnsi="Times New Roman" w:cs="Times New Roman"/>
+          <w:sz w:val="24"/>
+          <w:szCs w:val="28"/>
+        </w:rPr>
+        <w:t xml:space="preserve">   </w:t>
+      </w:r>
       <w:proofErr w:type="spellStart"/>
       <w:r>
         <w:rPr>
@@ -3283,6 +3302,7 @@
     <w:p>
       <w:pPr>
         <w:spacing w:after="0" w:line="240" w:lineRule="auto"/>
+        <w:ind w:firstLine="708"/>
         <w:jc w:val="both"/>
         <w:rPr>
           <w:rFonts w:ascii="Times New Roman" w:hAnsi="Times New Roman" w:cs="Times New Roman"/>
@@ -3340,37 +3360,42 @@
           <w:sz w:val="24"/>
           <w:szCs w:val="28"/>
         </w:rPr>
-        <w:t>установить в размере ______ % от должностного оклада.</w:t>
-      </w:r>
-    </w:p>
-    <w:p>
-      <w:pPr>
-        <w:pStyle w:val="ds-markdown-paragraph"/>
-        <w:shd w:val="clear" w:color="auto" w:fill="FFFFFF" w:themeFill="background1"/>
-        <w:spacing w:before="200" w:beforeAutospacing="0"/>
-        <w:ind w:firstLine="708"/>
-        <w:rPr>
-          <w:szCs w:val="20"/>
-        </w:rPr>
-      </w:pPr>
-    </w:p>
-    <w:p>
-      <w:pPr>
-        <w:rPr>
-          <w:rFonts w:ascii="Times New Roman" w:hAnsi="Times New Roman" w:cs="Times New Roman"/>
-          <w:b/>
-          <w:sz w:val="24"/>
-        </w:rPr>
-      </w:pPr>
-    </w:p>
-    <w:p>
-      <w:pPr>
-        <w:rPr>
-          <w:rFonts w:ascii="Times New Roman" w:hAnsi="Times New Roman" w:cs="Times New Roman"/>
-          <w:b/>
-          <w:sz w:val="24"/>
-        </w:rPr>
-      </w:pPr>
+        <w:t xml:space="preserve">установить в </w:t>
+      </w:r>
+      <w:proofErr w:type="spellStart"/>
+      <w:r>
+        <w:rPr>
+          <w:rFonts w:ascii="Times New Roman" w:hAnsi="Times New Roman" w:cs="Times New Roman"/>
+          <w:sz w:val="24"/>
+          <w:szCs w:val="28"/>
+        </w:rPr>
+        <w:t>размере</w:t>
+      </w:r>
+      <w:r>
+        <w:rPr>
+          <w:rFonts w:ascii="Times New Roman" w:hAnsi="Times New Roman" w:cs="Times New Roman"/>
+          <w:sz w:val="24"/>
+          <w:szCs w:val="28"/>
+        </w:rPr>
+        <w:t>________</w:t>
+      </w:r>
+      <w:r>
+        <w:rPr>
+          <w:rFonts w:ascii="Times New Roman" w:hAnsi="Times New Roman" w:cs="Times New Roman"/>
+          <w:sz w:val="24"/>
+          <w:szCs w:val="28"/>
+        </w:rPr>
+        <w:t>%</w:t>
+      </w:r>
+      <w:proofErr w:type="spellEnd"/>
+      <w:r>
+        <w:rPr>
+          <w:rFonts w:ascii="Times New Roman" w:hAnsi="Times New Roman" w:cs="Times New Roman"/>
+          <w:sz w:val="24"/>
+          <w:szCs w:val="28"/>
+        </w:rPr>
+        <w:t xml:space="preserve"> от должностного оклада.</w:t>
+      </w:r>
     </w:p>
     <w:sectPr>
       <w:pgSz w:w="11906" w:h="16838"/>
@@ -3383,8 +3408,8 @@
 </file>
 
 <file path=word/numbering.xml><?xml version="1.0" encoding="utf-8"?>
-<w:numbering xmlns:wpc="http://schemas.microsoft.com/office/word/2010/wordprocessingCanvas" xmlns:cx="http://schemas.microsoft.com/office/drawing/2014/chartex" xmlns:mc="http://schemas.openxmlformats.org/markup-compatibility/2006" xmlns:o="urn:schemas-microsoft-com:office:office" xmlns:r="http://schemas.openxmlformats.org/officeDocument/2006/relationships" xmlns:m="http://schemas.openxmlformats.org/officeDocument/2006/math" xmlns:v="urn:schemas-microsoft-com:vml" xmlns:wp14="http://schemas.microsoft.com/office/word/2010/wordprocessingDrawing" xmlns:wp="http://schemas.openxmlformats.org/drawingml/2006/wordprocessingDrawing" xmlns:w10="urn:schemas-microsoft-com:office:word" xmlns:w="http://schemas.openxmlformats.org/wordprocessingml/2006/main" xmlns:w14="http://schemas.microsoft.com/office/word/2010/wordml" xmlns:w15="http://schemas.microsoft.com/office/word/2012/wordml" xmlns:w16se="http://schemas.microsoft.com/office/word/2015/wordml/symex" xmlns:wpg="http://schemas.microsoft.com/office/word/2010/wordprocessingGroup" xmlns:wpi="http://schemas.microsoft.com/office/word/2010/wordprocessingInk" xmlns:wne="http://schemas.microsoft.com/office/word/2006/wordml" xmlns:wps="http://schemas.microsoft.com/office/word/2010/wordprocessingShape" mc:Ignorable="w14 w15 w16se wp14">
-  <w:abstractNum w:abstractNumId="0" w15:restartNumberingAfterBreak="0">
+<w:numbering xmlns:ve="http://schemas.openxmlformats.org/markup-compatibility/2006" xmlns:o="urn:schemas-microsoft-com:office:office" xmlns:r="http://schemas.openxmlformats.org/officeDocument/2006/relationships" xmlns:m="http://schemas.openxmlformats.org/officeDocument/2006/math" xmlns:v="urn:schemas-microsoft-com:vml" xmlns:wp="http://schemas.openxmlformats.org/drawingml/2006/wordprocessingDrawing" xmlns:w10="urn:schemas-microsoft-com:office:word" xmlns:w="http://schemas.openxmlformats.org/wordprocessingml/2006/main" xmlns:wne="http://schemas.microsoft.com/office/word/2006/wordml">
+  <w:abstractNum w:abstractNumId="0">
     <w:nsid w:val="10AE0351"/>
     <w:multiLevelType w:val="hybridMultilevel"/>
     <w:tmpl w:val="68AAA8EA"/>
@@ -3473,7 +3498,7 @@
       </w:pPr>
     </w:lvl>
   </w:abstractNum>
-  <w:abstractNum w:abstractNumId="1" w15:restartNumberingAfterBreak="0">
+  <w:abstractNum w:abstractNumId="1">
     <w:nsid w:val="12642D6E"/>
     <w:multiLevelType w:val="multilevel"/>
     <w:tmpl w:val="3FFE46CA"/>
@@ -3622,7 +3647,7 @@
       </w:rPr>
     </w:lvl>
   </w:abstractNum>
-  <w:abstractNum w:abstractNumId="2" w15:restartNumberingAfterBreak="0">
+  <w:abstractNum w:abstractNumId="2">
     <w:nsid w:val="20B630B8"/>
     <w:multiLevelType w:val="multilevel"/>
     <w:tmpl w:val="DEF6FF42"/>
@@ -3771,7 +3796,7 @@
       </w:rPr>
     </w:lvl>
   </w:abstractNum>
-  <w:abstractNum w:abstractNumId="3" w15:restartNumberingAfterBreak="0">
+  <w:abstractNum w:abstractNumId="3">
     <w:nsid w:val="273E27F2"/>
     <w:multiLevelType w:val="multilevel"/>
     <w:tmpl w:val="49E8B0C0"/>
@@ -3884,7 +3909,7 @@
       </w:pPr>
     </w:lvl>
   </w:abstractNum>
-  <w:abstractNum w:abstractNumId="4" w15:restartNumberingAfterBreak="0">
+  <w:abstractNum w:abstractNumId="4">
     <w:nsid w:val="34944084"/>
     <w:multiLevelType w:val="multilevel"/>
     <w:tmpl w:val="91A880A6"/>
@@ -3997,7 +4022,7 @@
       </w:pPr>
     </w:lvl>
   </w:abstractNum>
-  <w:abstractNum w:abstractNumId="5" w15:restartNumberingAfterBreak="0">
+  <w:abstractNum w:abstractNumId="5">
     <w:nsid w:val="39EE3068"/>
     <w:multiLevelType w:val="multilevel"/>
     <w:tmpl w:val="78B67942"/>
@@ -4110,7 +4135,7 @@
       </w:pPr>
     </w:lvl>
   </w:abstractNum>
-  <w:abstractNum w:abstractNumId="6" w15:restartNumberingAfterBreak="0">
+  <w:abstractNum w:abstractNumId="6">
     <w:nsid w:val="3DE534A4"/>
     <w:multiLevelType w:val="hybridMultilevel"/>
     <w:tmpl w:val="692AD8FA"/>
@@ -4223,7 +4248,7 @@
       </w:rPr>
     </w:lvl>
   </w:abstractNum>
-  <w:abstractNum w:abstractNumId="7" w15:restartNumberingAfterBreak="0">
+  <w:abstractNum w:abstractNumId="7">
     <w:nsid w:val="4B4E2196"/>
     <w:multiLevelType w:val="hybridMultilevel"/>
     <w:tmpl w:val="27625194"/>
@@ -4312,7 +4337,7 @@
       </w:pPr>
     </w:lvl>
   </w:abstractNum>
-  <w:abstractNum w:abstractNumId="8" w15:restartNumberingAfterBreak="0">
+  <w:abstractNum w:abstractNumId="8">
     <w:nsid w:val="56862257"/>
     <w:multiLevelType w:val="multilevel"/>
     <w:tmpl w:val="1B3AD1C8"/>
@@ -4425,7 +4450,7 @@
       </w:pPr>
     </w:lvl>
   </w:abstractNum>
-  <w:abstractNum w:abstractNumId="9" w15:restartNumberingAfterBreak="0">
+  <w:abstractNum w:abstractNumId="9">
     <w:nsid w:val="7BAC4C2F"/>
     <w:multiLevelType w:val="hybridMultilevel"/>
     <w:tmpl w:val="E60047B8"/>
@@ -4572,7 +4597,7 @@
 </file>
 
 <file path=word/styles.xml><?xml version="1.0" encoding="utf-8"?>
-<w:styles xmlns:mc="http://schemas.openxmlformats.org/markup-compatibility/2006" xmlns:r="http://schemas.openxmlformats.org/officeDocument/2006/relationships" xmlns:w="http://schemas.openxmlformats.org/wordprocessingml/2006/main" xmlns:w14="http://schemas.microsoft.com/office/word/2010/wordml" xmlns:w15="http://schemas.microsoft.com/office/word/2012/wordml" xmlns:w16se="http://schemas.microsoft.com/office/word/2015/wordml/symex" mc:Ignorable="w14 w15 w16se">
+<w:styles xmlns:r="http://schemas.openxmlformats.org/officeDocument/2006/relationships" xmlns:w="http://schemas.openxmlformats.org/wordprocessingml/2006/main">
   <w:docDefaults>
     <w:rPrDefault>
       <w:rPr>
@@ -4588,378 +4613,144 @@
       </w:pPr>
     </w:pPrDefault>
   </w:docDefaults>
-  <w:latentStyles w:defLockedState="0" w:defUIPriority="99" w:defSemiHidden="0" w:defUnhideWhenUsed="0" w:defQFormat="0" w:count="371">
-    <w:lsdException w:name="Normal" w:uiPriority="0" w:qFormat="1"/>
-    <w:lsdException w:name="heading 1" w:uiPriority="9" w:qFormat="1"/>
-    <w:lsdException w:name="heading 2" w:semiHidden="1" w:uiPriority="9" w:unhideWhenUsed="1" w:qFormat="1"/>
-    <w:lsdException w:name="heading 3" w:semiHidden="1" w:uiPriority="9" w:unhideWhenUsed="1" w:qFormat="1"/>
-    <w:lsdException w:name="heading 4" w:semiHidden="1" w:uiPriority="9" w:unhideWhenUsed="1" w:qFormat="1"/>
-    <w:lsdException w:name="heading 5" w:semiHidden="1" w:uiPriority="9" w:unhideWhenUsed="1" w:qFormat="1"/>
-    <w:lsdException w:name="heading 6" w:semiHidden="1" w:uiPriority="9" w:unhideWhenUsed="1" w:qFormat="1"/>
-    <w:lsdException w:name="heading 7" w:semiHidden="1" w:uiPriority="9" w:unhideWhenUsed="1" w:qFormat="1"/>
-    <w:lsdException w:name="heading 8" w:semiHidden="1" w:uiPriority="9" w:unhideWhenUsed="1" w:qFormat="1"/>
-    <w:lsdException w:name="heading 9" w:semiHidden="1" w:uiPriority="9" w:unhideWhenUsed="1" w:qFormat="1"/>
-    <w:lsdException w:name="index 1" w:semiHidden="1" w:unhideWhenUsed="1"/>
-    <w:lsdException w:name="index 2" w:semiHidden="1" w:unhideWhenUsed="1"/>
-    <w:lsdException w:name="index 3" w:semiHidden="1" w:unhideWhenUsed="1"/>
-    <w:lsdException w:name="index 4" w:semiHidden="1" w:unhideWhenUsed="1"/>
-    <w:lsdException w:name="index 5" w:semiHidden="1" w:unhideWhenUsed="1"/>
-    <w:lsdException w:name="index 6" w:semiHidden="1" w:unhideWhenUsed="1"/>
-    <w:lsdException w:name="index 7" w:semiHidden="1" w:unhideWhenUsed="1"/>
-    <w:lsdException w:name="index 8" w:semiHidden="1" w:unhideWhenUsed="1"/>
-    <w:lsdException w:name="index 9" w:semiHidden="1" w:unhideWhenUsed="1"/>
-    <w:lsdException w:name="toc 1" w:semiHidden="1" w:uiPriority="39" w:unhideWhenUsed="1"/>
-    <w:lsdException w:name="toc 2" w:semiHidden="1" w:uiPriority="39" w:unhideWhenUsed="1"/>
-    <w:lsdException w:name="toc 3" w:semiHidden="1" w:uiPriority="39" w:unhideWhenUsed="1"/>
-    <w:lsdException w:name="toc 4" w:semiHidden="1" w:uiPriority="39" w:unhideWhenUsed="1"/>
-    <w:lsdException w:name="toc 5" w:semiHidden="1" w:uiPriority="39" w:unhideWhenUsed="1"/>
-    <w:lsdException w:name="toc 6" w:semiHidden="1" w:uiPriority="39" w:unhideWhenUsed="1"/>
-    <w:lsdException w:name="toc 7" w:semiHidden="1" w:uiPriority="39" w:unhideWhenUsed="1"/>
-    <w:lsdException w:name="toc 8" w:semiHidden="1" w:uiPriority="39" w:unhideWhenUsed="1"/>
-    <w:lsdException w:name="toc 9" w:semiHidden="1" w:uiPriority="39" w:unhideWhenUsed="1"/>
-    <w:lsdException w:name="Normal Indent" w:semiHidden="1" w:unhideWhenUsed="1"/>
-    <w:lsdException w:name="footnote text" w:semiHidden="1" w:unhideWhenUsed="1"/>
-    <w:lsdException w:name="annotation text" w:semiHidden="1" w:unhideWhenUsed="1"/>
-    <w:lsdException w:name="header" w:semiHidden="1" w:unhideWhenUsed="1"/>
-    <w:lsdException w:name="footer" w:semiHidden="1" w:unhideWhenUsed="1"/>
-    <w:lsdException w:name="index heading" w:semiHidden="1" w:unhideWhenUsed="1"/>
-    <w:lsdException w:name="caption" w:semiHidden="1" w:uiPriority="35" w:unhideWhenUsed="1" w:qFormat="1"/>
-    <w:lsdException w:name="table of figures" w:semiHidden="1" w:unhideWhenUsed="1"/>
-    <w:lsdException w:name="envelope address" w:semiHidden="1" w:unhideWhenUsed="1"/>
-    <w:lsdException w:name="envelope return" w:semiHidden="1" w:unhideWhenUsed="1"/>
-    <w:lsdException w:name="footnote reference" w:semiHidden="1" w:unhideWhenUsed="1"/>
-    <w:lsdException w:name="annotation reference" w:semiHidden="1" w:unhideWhenUsed="1"/>
-    <w:lsdException w:name="line number" w:semiHidden="1" w:unhideWhenUsed="1"/>
-    <w:lsdException w:name="page number" w:semiHidden="1" w:unhideWhenUsed="1"/>
-    <w:lsdException w:name="endnote reference" w:semiHidden="1" w:unhideWhenUsed="1"/>
-    <w:lsdException w:name="endnote text" w:semiHidden="1" w:unhideWhenUsed="1"/>
-    <w:lsdException w:name="table of authorities" w:semiHidden="1" w:unhideWhenUsed="1"/>
-    <w:lsdException w:name="macro" w:semiHidden="1" w:unhideWhenUsed="1"/>
-    <w:lsdException w:name="toa heading" w:semiHidden="1" w:unhideWhenUsed="1"/>
-    <w:lsdException w:name="List" w:semiHidden="1" w:unhideWhenUsed="1"/>
-    <w:lsdException w:name="List Bullet" w:semiHidden="1" w:unhideWhenUsed="1"/>
-    <w:lsdException w:name="List Number" w:semiHidden="1" w:unhideWhenUsed="1"/>
-    <w:lsdException w:name="List 2" w:semiHidden="1" w:unhideWhenUsed="1"/>
-    <w:lsdException w:name="List 3" w:semiHidden="1" w:unhideWhenUsed="1"/>
-    <w:lsdException w:name="List 4" w:semiHidden="1" w:unhideWhenUsed="1"/>
-    <w:lsdException w:name="List 5" w:semiHidden="1" w:unhideWhenUsed="1"/>
-    <w:lsdException w:name="List Bullet 2" w:semiHidden="1" w:unhideWhenUsed="1"/>
-    <w:lsdException w:name="List Bullet 3" w:semiHidden="1" w:unhideWhenUsed="1"/>
-    <w:lsdException w:name="List Bullet 4" w:semiHidden="1" w:unhideWhenUsed="1"/>
-    <w:lsdException w:name="List Bullet 5" w:semiHidden="1" w:unhideWhenUsed="1"/>
-    <w:lsdException w:name="List Number 2" w:semiHidden="1" w:unhideWhenUsed="1"/>
-    <w:lsdException w:name="List Number 3" w:semiHidden="1" w:unhideWhenUsed="1"/>
-    <w:lsdException w:name="List Number 4" w:semiHidden="1" w:unhideWhenUsed="1"/>
-    <w:lsdException w:name="List Number 5" w:semiHidden="1" w:unhideWhenUsed="1"/>
-    <w:lsdException w:name="Title" w:uiPriority="10" w:qFormat="1"/>
-    <w:lsdException w:name="Closing" w:semiHidden="1" w:unhideWhenUsed="1"/>
-    <w:lsdException w:name="Signature" w:semiHidden="1" w:unhideWhenUsed="1"/>
-    <w:lsdException w:name="Default Paragraph Font" w:semiHidden="1" w:uiPriority="1" w:unhideWhenUsed="1"/>
-    <w:lsdException w:name="Body Text" w:semiHidden="1" w:unhideWhenUsed="1"/>
-    <w:lsdException w:name="Body Text Indent" w:semiHidden="1" w:unhideWhenUsed="1"/>
-    <w:lsdException w:name="List Continue" w:semiHidden="1" w:unhideWhenUsed="1"/>
-    <w:lsdException w:name="List Continue 2" w:semiHidden="1" w:unhideWhenUsed="1"/>
-    <w:lsdException w:name="List Continue 3" w:semiHidden="1" w:unhideWhenUsed="1"/>
-    <w:lsdException w:name="List Continue 4" w:semiHidden="1" w:unhideWhenUsed="1"/>
-    <w:lsdException w:name="List Continue 5" w:semiHidden="1" w:unhideWhenUsed="1"/>
-    <w:lsdException w:name="Message Header" w:semiHidden="1" w:unhideWhenUsed="1"/>
-    <w:lsdException w:name="Subtitle" w:uiPriority="11" w:qFormat="1"/>
-    <w:lsdException w:name="Salutation" w:semiHidden="1" w:unhideWhenUsed="1"/>
-    <w:lsdException w:name="Date" w:semiHidden="1" w:unhideWhenUsed="1"/>
-    <w:lsdException w:name="Body Text First Indent" w:semiHidden="1" w:unhideWhenUsed="1"/>
-    <w:lsdException w:name="Body Text First Indent 2" w:semiHidden="1" w:unhideWhenUsed="1"/>
-    <w:lsdException w:name="Note Heading" w:semiHidden="1" w:unhideWhenUsed="1"/>
-    <w:lsdException w:name="Body Text 2" w:semiHidden="1" w:unhideWhenUsed="1"/>
-    <w:lsdException w:name="Body Text 3" w:semiHidden="1" w:unhideWhenUsed="1"/>
-    <w:lsdException w:name="Body Text Indent 2" w:semiHidden="1" w:unhideWhenUsed="1"/>
-    <w:lsdException w:name="Body Text Indent 3" w:semiHidden="1" w:unhideWhenUsed="1"/>
-    <w:lsdException w:name="Block Text" w:semiHidden="1" w:unhideWhenUsed="1"/>
-    <w:lsdException w:name="Hyperlink" w:semiHidden="1" w:unhideWhenUsed="1"/>
-    <w:lsdException w:name="FollowedHyperlink" w:semiHidden="1" w:unhideWhenUsed="1"/>
-    <w:lsdException w:name="Strong" w:uiPriority="22" w:qFormat="1"/>
-    <w:lsdException w:name="Emphasis" w:uiPriority="20" w:qFormat="1"/>
-    <w:lsdException w:name="Document Map" w:semiHidden="1" w:unhideWhenUsed="1"/>
-    <w:lsdException w:name="Plain Text" w:semiHidden="1" w:unhideWhenUsed="1"/>
-    <w:lsdException w:name="E-mail Signature" w:semiHidden="1" w:unhideWhenUsed="1"/>
-    <w:lsdException w:name="HTML Top of Form" w:semiHidden="1" w:unhideWhenUsed="1"/>
-    <w:lsdException w:name="HTML Bottom of Form" w:semiHidden="1" w:unhideWhenUsed="1"/>
-    <w:lsdException w:name="Normal (Web)" w:semiHidden="1" w:unhideWhenUsed="1"/>
-    <w:lsdException w:name="HTML Acronym" w:semiHidden="1" w:unhideWhenUsed="1"/>
-    <w:lsdException w:name="HTML Address" w:semiHidden="1" w:unhideWhenUsed="1"/>
-    <w:lsdException w:name="HTML Cite" w:semiHidden="1" w:unhideWhenUsed="1"/>
-    <w:lsdException w:name="HTML Code" w:semiHidden="1" w:unhideWhenUsed="1"/>
-    <w:lsdException w:name="HTML Definition" w:semiHidden="1" w:unhideWhenUsed="1"/>
-    <w:lsdException w:name="HTML Keyboard" w:semiHidden="1" w:unhideWhenUsed="1"/>
-    <w:lsdException w:name="HTML Preformatted" w:semiHidden="1" w:unhideWhenUsed="1"/>
-    <w:lsdException w:name="HTML Sample" w:semiHidden="1" w:unhideWhenUsed="1"/>
-    <w:lsdException w:name="HTML Typewriter" w:semiHidden="1" w:unhideWhenUsed="1"/>
-    <w:lsdException w:name="HTML Variable" w:semiHidden="1" w:unhideWhenUsed="1"/>
-    <w:lsdException w:name="Normal Table" w:semiHidden="1" w:unhideWhenUsed="1"/>
-    <w:lsdException w:name="annotation subject" w:semiHidden="1" w:unhideWhenUsed="1"/>
-    <w:lsdException w:name="No List" w:semiHidden="1" w:unhideWhenUsed="1"/>
-    <w:lsdException w:name="Outline List 1" w:semiHidden="1" w:unhideWhenUsed="1"/>
-    <w:lsdException w:name="Outline List 2" w:semiHidden="1" w:unhideWhenUsed="1"/>
-    <w:lsdException w:name="Outline List 3" w:semiHidden="1" w:unhideWhenUsed="1"/>
-    <w:lsdException w:name="Table Simple 1" w:semiHidden="1" w:unhideWhenUsed="1"/>
-    <w:lsdException w:name="Table Simple 2" w:semiHidden="1" w:unhideWhenUsed="1"/>
-    <w:lsdException w:name="Table Simple 3" w:semiHidden="1" w:unhideWhenUsed="1"/>
-    <w:lsdException w:name="Table Classic 1" w:semiHidden="1" w:unhideWhenUsed="1"/>
-    <w:lsdException w:name="Table Classic 2" w:semiHidden="1" w:unhideWhenUsed="1"/>
-    <w:lsdException w:name="Table Classic 3" w:semiHidden="1" w:unhideWhenUsed="1"/>
-    <w:lsdException w:name="Table Classic 4" w:semiHidden="1" w:unhideWhenUsed="1"/>
-    <w:lsdException w:name="Table Colorful 1" w:semiHidden="1" w:unhideWhenUsed="1"/>
-    <w:lsdException w:name="Table Colorful 2" w:semiHidden="1" w:unhideWhenUsed="1"/>
-    <w:lsdException w:name="Table Colorful 3" w:semiHidden="1" w:unhideWhenUsed="1"/>
-    <w:lsdException w:name="Table Columns 1" w:semiHidden="1" w:unhideWhenUsed="1"/>
-    <w:lsdException w:name="Table Columns 2" w:semiHidden="1" w:unhideWhenUsed="1"/>
-    <w:lsdException w:name="Table Columns 3" w:semiHidden="1" w:unhideWhenUsed="1"/>
-    <w:lsdException w:name="Table Columns 4" w:semiHidden="1" w:unhideWhenUsed="1"/>
-    <w:lsdException w:name="Table Columns 5" w:semiHidden="1" w:unhideWhenUsed="1"/>
-    <w:lsdException w:name="Table Grid 1" w:semiHidden="1" w:unhideWhenUsed="1"/>
-    <w:lsdException w:name="Table Grid 2" w:semiHidden="1" w:unhideWhenUsed="1"/>
-    <w:lsdException w:name="Table Grid 3" w:semiHidden="1" w:unhideWhenUsed="1"/>
-    <w:lsdException w:name="Table Grid 4" w:semiHidden="1" w:unhideWhenUsed="1"/>
-    <w:lsdException w:name="Table Grid 5" w:semiHidden="1" w:unhideWhenUsed="1"/>
-    <w:lsdException w:name="Table Grid 6" w:semiHidden="1" w:unhideWhenUsed="1"/>
-    <w:lsdException w:name="Table Grid 7" w:semiHidden="1" w:unhideWhenUsed="1"/>
-    <w:lsdException w:name="Table Grid 8" w:semiHidden="1" w:unhideWhenUsed="1"/>
-    <w:lsdException w:name="Table List 1" w:semiHidden="1" w:unhideWhenUsed="1"/>
-    <w:lsdException w:name="Table List 2" w:semiHidden="1" w:unhideWhenUsed="1"/>
-    <w:lsdException w:name="Table List 3" w:semiHidden="1" w:unhideWhenUsed="1"/>
-    <w:lsdException w:name="Table List 4" w:semiHidden="1" w:unhideWhenUsed="1"/>
-    <w:lsdException w:name="Table List 5" w:semiHidden="1" w:unhideWhenUsed="1"/>
-    <w:lsdException w:name="Table List 6" w:semiHidden="1" w:unhideWhenUsed="1"/>
-    <w:lsdException w:name="Table List 7" w:semiHidden="1" w:unhideWhenUsed="1"/>
-    <w:lsdException w:name="Table List 8" w:semiHidden="1" w:unhideWhenUsed="1"/>
-    <w:lsdException w:name="Table 3D effects 1" w:semiHidden="1" w:unhideWhenUsed="1"/>
-    <w:lsdException w:name="Table 3D effects 2" w:semiHidden="1" w:unhideWhenUsed="1"/>
-    <w:lsdException w:name="Table 3D effects 3" w:semiHidden="1" w:unhideWhenUsed="1"/>
-    <w:lsdException w:name="Table Contemporary" w:semiHidden="1" w:unhideWhenUsed="1"/>
-    <w:lsdException w:name="Table Elegant" w:semiHidden="1" w:unhideWhenUsed="1"/>
-    <w:lsdException w:name="Table Professional" w:semiHidden="1" w:unhideWhenUsed="1"/>
-    <w:lsdException w:name="Table Subtle 1" w:semiHidden="1" w:unhideWhenUsed="1"/>
-    <w:lsdException w:name="Table Subtle 2" w:semiHidden="1" w:unhideWhenUsed="1"/>
-    <w:lsdException w:name="Table Web 1" w:semiHidden="1" w:unhideWhenUsed="1"/>
-    <w:lsdException w:name="Table Web 2" w:semiHidden="1" w:unhideWhenUsed="1"/>
-    <w:lsdException w:name="Table Web 3" w:semiHidden="1" w:unhideWhenUsed="1"/>
-    <w:lsdException w:name="Balloon Text" w:semiHidden="1" w:unhideWhenUsed="1"/>
-    <w:lsdException w:name="Table Grid" w:uiPriority="59"/>
-    <w:lsdException w:name="Table Theme" w:semiHidden="1" w:unhideWhenUsed="1"/>
-    <w:lsdException w:name="Placeholder Text" w:semiHidden="1"/>
-    <w:lsdException w:name="No Spacing" w:uiPriority="1" w:qFormat="1"/>
-    <w:lsdException w:name="Light Shading" w:uiPriority="60"/>
-    <w:lsdException w:name="Light List" w:uiPriority="61"/>
-    <w:lsdException w:name="Light Grid" w:uiPriority="62"/>
-    <w:lsdException w:name="Medium Shading 1" w:uiPriority="63"/>
-    <w:lsdException w:name="Medium Shading 2" w:uiPriority="64"/>
-    <w:lsdException w:name="Medium List 1" w:uiPriority="65"/>
-    <w:lsdException w:name="Medium List 2" w:uiPriority="66"/>
-    <w:lsdException w:name="Medium Grid 1" w:uiPriority="67"/>
-    <w:lsdException w:name="Medium Grid 2" w:uiPriority="68"/>
-    <w:lsdException w:name="Medium Grid 3" w:uiPriority="69"/>
-    <w:lsdException w:name="Dark List" w:uiPriority="70"/>
-    <w:lsdException w:name="Colorful Shading" w:uiPriority="71"/>
-    <w:lsdException w:name="Colorful List" w:uiPriority="72"/>
-    <w:lsdException w:name="Colorful Grid" w:uiPriority="73"/>
-    <w:lsdException w:name="Light Shading Accent 1" w:uiPriority="60"/>
-    <w:lsdException w:name="Light List Accent 1" w:uiPriority="61"/>
-    <w:lsdException w:name="Light Grid Accent 1" w:uiPriority="62"/>
-    <w:lsdException w:name="Medium Shading 1 Accent 1" w:uiPriority="63"/>
-    <w:lsdException w:name="Medium Shading 2 Accent 1" w:uiPriority="64"/>
-    <w:lsdException w:name="Medium List 1 Accent 1" w:uiPriority="65"/>
-    <w:lsdException w:name="Revision" w:semiHidden="1"/>
-    <w:lsdException w:name="List Paragraph" w:uiPriority="34" w:qFormat="1"/>
-    <w:lsdException w:name="Quote" w:uiPriority="29" w:qFormat="1"/>
-    <w:lsdException w:name="Intense Quote" w:uiPriority="30" w:qFormat="1"/>
-    <w:lsdException w:name="Medium List 2 Accent 1" w:uiPriority="66"/>
-    <w:lsdException w:name="Medium Grid 1 Accent 1" w:uiPriority="67"/>
-    <w:lsdException w:name="Medium Grid 2 Accent 1" w:uiPriority="68"/>
-    <w:lsdException w:name="Medium Grid 3 Accent 1" w:uiPriority="69"/>
-    <w:lsdException w:name="Dark List Accent 1" w:uiPriority="70"/>
-    <w:lsdException w:name="Colorful Shading Accent 1" w:uiPriority="71"/>
-    <w:lsdException w:name="Colorful List Accent 1" w:uiPriority="72"/>
-    <w:lsdException w:name="Colorful Grid Accent 1" w:uiPriority="73"/>
-    <w:lsdException w:name="Light Shading Accent 2" w:uiPriority="60"/>
-    <w:lsdException w:name="Light List Accent 2" w:uiPriority="61"/>
-    <w:lsdException w:name="Light Grid Accent 2" w:uiPriority="62"/>
-    <w:lsdException w:name="Medium Shading 1 Accent 2" w:uiPriority="63"/>
-    <w:lsdException w:name="Medium Shading 2 Accent 2" w:uiPriority="64"/>
-    <w:lsdException w:name="Medium List 1 Accent 2" w:uiPriority="65"/>
-    <w:lsdException w:name="Medium List 2 Accent 2" w:uiPriority="66"/>
-    <w:lsdException w:name="Medium Grid 1 Accent 2" w:uiPriority="67"/>
-    <w:lsdException w:name="Medium Grid 2 Accent 2" w:uiPriority="68"/>
-    <w:lsdException w:name="Medium Grid 3 Accent 2" w:uiPriority="69"/>
-    <w:lsdException w:name="Dark List Accent 2" w:uiPriority="70"/>
-    <w:lsdException w:name="Colorful Shading Accent 2" w:uiPriority="71"/>
-    <w:lsdException w:name="Colorful List Accent 2" w:uiPriority="72"/>
-    <w:lsdException w:name="Colorful Grid Accent 2" w:uiPriority="73"/>
-    <w:lsdException w:name="Light Shading Accent 3" w:uiPriority="60"/>
-    <w:lsdException w:name="Light List Accent 3" w:uiPriority="61"/>
-    <w:lsdException w:name="Light Grid Accent 3" w:uiPriority="62"/>
-    <w:lsdException w:name="Medium Shading 1 Accent 3" w:uiPriority="63"/>
-    <w:lsdException w:name="Medium Shading 2 Accent 3" w:uiPriority="64"/>
-    <w:lsdException w:name="Medium List 1 Accent 3" w:uiPriority="65"/>
-    <w:lsdException w:name="Medium List 2 Accent 3" w:uiPriority="66"/>
-    <w:lsdException w:name="Medium Grid 1 Accent 3" w:uiPriority="67"/>
-    <w:lsdException w:name="Medium Grid 2 Accent 3" w:uiPriority="68"/>
-    <w:lsdException w:name="Medium Grid 3 Accent 3" w:uiPriority="69"/>
-    <w:lsdException w:name="Dark List Accent 3" w:uiPriority="70"/>
-    <w:lsdException w:name="Colorful Shading Accent 3" w:uiPriority="71"/>
-    <w:lsdException w:name="Colorful List Accent 3" w:uiPriority="72"/>
-    <w:lsdException w:name="Colorful Grid Accent 3" w:uiPriority="73"/>
-    <w:lsdException w:name="Light Shading Accent 4" w:uiPriority="60"/>
-    <w:lsdException w:name="Light List Accent 4" w:uiPriority="61"/>
-    <w:lsdException w:name="Light Grid Accent 4" w:uiPriority="62"/>
-    <w:lsdException w:name="Medium Shading 1 Accent 4" w:uiPriority="63"/>
-    <w:lsdException w:name="Medium Shading 2 Accent 4" w:uiPriority="64"/>
-    <w:lsdException w:name="Medium List 1 Accent 4" w:uiPriority="65"/>
-    <w:lsdException w:name="Medium List 2 Accent 4" w:uiPriority="66"/>
-    <w:lsdException w:name="Medium Grid 1 Accent 4" w:uiPriority="67"/>
-    <w:lsdException w:name="Medium Grid 2 Accent 4" w:uiPriority="68"/>
-    <w:lsdException w:name="Medium Grid 3 Accent 4" w:uiPriority="69"/>
-    <w:lsdException w:name="Dark List Accent 4" w:uiPriority="70"/>
-    <w:lsdException w:name="Colorful Shading Accent 4" w:uiPriority="71"/>
-    <w:lsdException w:name="Colorful List Accent 4" w:uiPriority="72"/>
-    <w:lsdException w:name="Colorful Grid Accent 4" w:uiPriority="73"/>
-    <w:lsdException w:name="Light Shading Accent 5" w:uiPriority="60"/>
-    <w:lsdException w:name="Light List Accent 5" w:uiPriority="61"/>
-    <w:lsdException w:name="Light Grid Accent 5" w:uiPriority="62"/>
-    <w:lsdException w:name="Medium Shading 1 Accent 5" w:uiPriority="63"/>
-    <w:lsdException w:name="Medium Shading 2 Accent 5" w:uiPriority="64"/>
-    <w:lsdException w:name="Medium List 1 Accent 5" w:uiPriority="65"/>
-    <w:lsdException w:name="Medium List 2 Accent 5" w:uiPriority="66"/>
-    <w:lsdException w:name="Medium Grid 1 Accent 5" w:uiPriority="67"/>
-    <w:lsdException w:name="Medium Grid 2 Accent 5" w:uiPriority="68"/>
-    <w:lsdException w:name="Medium Grid 3 Accent 5" w:uiPriority="69"/>
-    <w:lsdException w:name="Dark List Accent 5" w:uiPriority="70"/>
-    <w:lsdException w:name="Colorful Shading Accent 5" w:uiPriority="71"/>
-    <w:lsdException w:name="Colorful List Accent 5" w:uiPriority="72"/>
-    <w:lsdException w:name="Colorful Grid Accent 5" w:uiPriority="73"/>
-    <w:lsdException w:name="Light Shading Accent 6" w:uiPriority="60"/>
-    <w:lsdException w:name="Light List Accent 6" w:uiPriority="61"/>
-    <w:lsdException w:name="Light Grid Accent 6" w:uiPriority="62"/>
-    <w:lsdException w:name="Medium Shading 1 Accent 6" w:uiPriority="63"/>
-    <w:lsdException w:name="Medium Shading 2 Accent 6" w:uiPriority="64"/>
-    <w:lsdException w:name="Medium List 1 Accent 6" w:uiPriority="65"/>
-    <w:lsdException w:name="Medium List 2 Accent 6" w:uiPriority="66"/>
-    <w:lsdException w:name="Medium Grid 1 Accent 6" w:uiPriority="67"/>
-    <w:lsdException w:name="Medium Grid 2 Accent 6" w:uiPriority="68"/>
-    <w:lsdException w:name="Medium Grid 3 Accent 6" w:uiPriority="69"/>
-    <w:lsdException w:name="Dark List Accent 6" w:uiPriority="70"/>
-    <w:lsdException w:name="Colorful Shading Accent 6" w:uiPriority="71"/>
-    <w:lsdException w:name="Colorful List Accent 6" w:uiPriority="72"/>
-    <w:lsdException w:name="Colorful Grid Accent 6" w:uiPriority="73"/>
-    <w:lsdException w:name="Subtle Emphasis" w:uiPriority="19" w:qFormat="1"/>
-    <w:lsdException w:name="Intense Emphasis" w:uiPriority="21" w:qFormat="1"/>
-    <w:lsdException w:name="Subtle Reference" w:uiPriority="31" w:qFormat="1"/>
-    <w:lsdException w:name="Intense Reference" w:uiPriority="32" w:qFormat="1"/>
-    <w:lsdException w:name="Book Title" w:uiPriority="33" w:qFormat="1"/>
-    <w:lsdException w:name="Bibliography" w:semiHidden="1" w:uiPriority="37" w:unhideWhenUsed="1"/>
-    <w:lsdException w:name="TOC Heading" w:semiHidden="1" w:uiPriority="39" w:unhideWhenUsed="1" w:qFormat="1"/>
-    <w:lsdException w:name="Plain Table 1" w:uiPriority="41"/>
-    <w:lsdException w:name="Plain Table 2" w:uiPriority="42"/>
-    <w:lsdException w:name="Plain Table 3" w:uiPriority="43"/>
-    <w:lsdException w:name="Plain Table 4" w:uiPriority="44"/>
-    <w:lsdException w:name="Plain Table 5" w:uiPriority="45"/>
-    <w:lsdException w:name="Grid Table Light" w:uiPriority="40"/>
-    <w:lsdException w:name="Grid Table 1 Light" w:uiPriority="46"/>
-    <w:lsdException w:name="Grid Table 2" w:uiPriority="47"/>
-    <w:lsdException w:name="Grid Table 3" w:uiPriority="48"/>
-    <w:lsdException w:name="Grid Table 4" w:uiPriority="49"/>
-    <w:lsdException w:name="Grid Table 5 Dark" w:uiPriority="50"/>
-    <w:lsdException w:name="Grid Table 6 Colorful" w:uiPriority="51"/>
-    <w:lsdException w:name="Grid Table 7 Colorful" w:uiPriority="52"/>
-    <w:lsdException w:name="Grid Table 1 Light Accent 1" w:uiPriority="46"/>
-    <w:lsdException w:name="Grid Table 2 Accent 1" w:uiPriority="47"/>
-    <w:lsdException w:name="Grid Table 3 Accent 1" w:uiPriority="48"/>
-    <w:lsdException w:name="Grid Table 4 Accent 1" w:uiPriority="49"/>
-    <w:lsdException w:name="Grid Table 5 Dark Accent 1" w:uiPriority="50"/>
-    <w:lsdException w:name="Grid Table 6 Colorful Accent 1" w:uiPriority="51"/>
-    <w:lsdException w:name="Grid Table 7 Colorful Accent 1" w:uiPriority="52"/>
-    <w:lsdException w:name="Grid Table 1 Light Accent 2" w:uiPriority="46"/>
-    <w:lsdException w:name="Grid Table 2 Accent 2" w:uiPriority="47"/>
-    <w:lsdException w:name="Grid Table 3 Accent 2" w:uiPriority="48"/>
-    <w:lsdException w:name="Grid Table 4 Accent 2" w:uiPriority="49"/>
-    <w:lsdException w:name="Grid Table 5 Dark Accent 2" w:uiPriority="50"/>
-    <w:lsdException w:name="Grid Table 6 Colorful Accent 2" w:uiPriority="51"/>
-    <w:lsdException w:name="Grid Table 7 Colorful Accent 2" w:uiPriority="52"/>
-    <w:lsdException w:name="Grid Table 1 Light Accent 3" w:uiPriority="46"/>
-    <w:lsdException w:name="Grid Table 2 Accent 3" w:uiPriority="47"/>
-    <w:lsdException w:name="Grid Table 3 Accent 3" w:uiPriority="48"/>
-    <w:lsdException w:name="Grid Table 4 Accent 3" w:uiPriority="49"/>
-    <w:lsdException w:name="Grid Table 5 Dark Accent 3" w:uiPriority="50"/>
-    <w:lsdException w:name="Grid Table 6 Colorful Accent 3" w:uiPriority="51"/>
-    <w:lsdException w:name="Grid Table 7 Colorful Accent 3" w:uiPriority="52"/>
-    <w:lsdException w:name="Grid Table 1 Light Accent 4" w:uiPriority="46"/>
-    <w:lsdException w:name="Grid Table 2 Accent 4" w:uiPriority="47"/>
-    <w:lsdException w:name="Grid Table 3 Accent 4" w:uiPriority="48"/>
-    <w:lsdException w:name="Grid Table 4 Accent 4" w:uiPriority="49"/>
-    <w:lsdException w:name="Grid Table 5 Dark Accent 4" w:uiPriority="50"/>
-    <w:lsdException w:name="Grid Table 6 Colorful Accent 4" w:uiPriority="51"/>
-    <w:lsdException w:name="Grid Table 7 Colorful Accent 4" w:uiPriority="52"/>
-    <w:lsdException w:name="Grid Table 1 Light Accent 5" w:uiPriority="46"/>
-    <w:lsdException w:name="Grid Table 2 Accent 5" w:uiPriority="47"/>
-    <w:lsdException w:name="Grid Table 3 Accent 5" w:uiPriority="48"/>
-    <w:lsdException w:name="Grid Table 4 Accent 5" w:uiPriority="49"/>
-    <w:lsdException w:name="Grid Table 5 Dark Accent 5" w:uiPriority="50"/>
-    <w:lsdException w:name="Grid Table 6 Colorful Accent 5" w:uiPriority="51"/>
-    <w:lsdException w:name="Grid Table 7 Colorful Accent 5" w:uiPriority="52"/>
-    <w:lsdException w:name="Grid Table 1 Light Accent 6" w:uiPriority="46"/>
-    <w:lsdException w:name="Grid Table 2 Accent 6" w:uiPriority="47"/>
-    <w:lsdException w:name="Grid Table 3 Accent 6" w:uiPriority="48"/>
-    <w:lsdException w:name="Grid Table 4 Accent 6" w:uiPriority="49"/>
-    <w:lsdException w:name="Grid Table 5 Dark Accent 6" w:uiPriority="50"/>
-    <w:lsdException w:name="Grid Table 6 Colorful Accent 6" w:uiPriority="51"/>
-    <w:lsdException w:name="Grid Table 7 Colorful Accent 6" w:uiPriority="52"/>
-    <w:lsdException w:name="List Table 1 Light" w:uiPriority="46"/>
-    <w:lsdException w:name="List Table 2" w:uiPriority="47"/>
-    <w:lsdException w:name="List Table 3" w:uiPriority="48"/>
-    <w:lsdException w:name="List Table 4" w:uiPriority="49"/>
-    <w:lsdException w:name="List Table 5 Dark" w:uiPriority="50"/>
-    <w:lsdException w:name="List Table 6 Colorful" w:uiPriority="51"/>
-    <w:lsdException w:name="List Table 7 Colorful" w:uiPriority="52"/>
-    <w:lsdException w:name="List Table 1 Light Accent 1" w:uiPriority="46"/>
-    <w:lsdException w:name="List Table 2 Accent 1" w:uiPriority="47"/>
-    <w:lsdException w:name="List Table 3 Accent 1" w:uiPriority="48"/>
-    <w:lsdException w:name="List Table 4 Accent 1" w:uiPriority="49"/>
-    <w:lsdException w:name="List Table 5 Dark Accent 1" w:uiPriority="50"/>
-    <w:lsdException w:name="List Table 6 Colorful Accent 1" w:uiPriority="51"/>
-    <w:lsdException w:name="List Table 7 Colorful Accent 1" w:uiPriority="52"/>
-    <w:lsdException w:name="List Table 1 Light Accent 2" w:uiPriority="46"/>
-    <w:lsdException w:name="List Table 2 Accent 2" w:uiPriority="47"/>
-    <w:lsdException w:name="List Table 3 Accent 2" w:uiPriority="48"/>
-    <w:lsdException w:name="List Table 4 Accent 2" w:uiPriority="49"/>
-    <w:lsdException w:name="List Table 5 Dark Accent 2" w:uiPriority="50"/>
-    <w:lsdException w:name="List Table 6 Colorful Accent 2" w:uiPriority="51"/>
-    <w:lsdException w:name="List Table 7 Colorful Accent 2" w:uiPriority="52"/>
-    <w:lsdException w:name="List Table 1 Light Accent 3" w:uiPriority="46"/>
-    <w:lsdException w:name="List Table 2 Accent 3" w:uiPriority="47"/>
-    <w:lsdException w:name="List Table 3 Accent 3" w:uiPriority="48"/>
-    <w:lsdException w:name="List Table 4 Accent 3" w:uiPriority="49"/>
-    <w:lsdException w:name="List Table 5 Dark Accent 3" w:uiPriority="50"/>
-    <w:lsdException w:name="List Table 6 Colorful Accent 3" w:uiPriority="51"/>
-    <w:lsdException w:name="List Table 7 Colorful Accent 3" w:uiPriority="52"/>
-    <w:lsdException w:name="List Table 1 Light Accent 4" w:uiPriority="46"/>
-    <w:lsdException w:name="List Table 2 Accent 4" w:uiPriority="47"/>
-    <w:lsdException w:name="List Table 3 Accent 4" w:uiPriority="48"/>
-    <w:lsdException w:name="List Table 4 Accent 4" w:uiPriority="49"/>
-    <w:lsdException w:name="List Table 5 Dark Accent 4" w:uiPriority="50"/>
-    <w:lsdException w:name="List Table 6 Colorful Accent 4" w:uiPriority="51"/>
-    <w:lsdException w:name="List Table 7 Colorful Accent 4" w:uiPriority="52"/>
-    <w:lsdException w:name="List Table 1 Light Accent 5" w:uiPriority="46"/>
-    <w:lsdException w:name="List Table 2 Accent 5" w:uiPriority="47"/>
-    <w:lsdException w:name="List Table 3 Accent 5" w:uiPriority="48"/>
-    <w:lsdException w:name="List Table 4 Accent 5" w:uiPriority="49"/>
-    <w:lsdException w:name="List Table 5 Dark Accent 5" w:uiPriority="50"/>
-    <w:lsdException w:name="List Table 6 Colorful Accent 5" w:uiPriority="51"/>
-    <w:lsdException w:name="List Table 7 Colorful Accent 5" w:uiPriority="52"/>
-    <w:lsdException w:name="List Table 1 Light Accent 6" w:uiPriority="46"/>
-    <w:lsdException w:name="List Table 2 Accent 6" w:uiPriority="47"/>
-    <w:lsdException w:name="List Table 3 Accent 6" w:uiPriority="48"/>
-    <w:lsdException w:name="List Table 4 Accent 6" w:uiPriority="49"/>
-    <w:lsdException w:name="List Table 5 Dark Accent 6" w:uiPriority="50"/>
-    <w:lsdException w:name="List Table 6 Colorful Accent 6" w:uiPriority="51"/>
-    <w:lsdException w:name="List Table 7 Colorful Accent 6" w:uiPriority="52"/>
+  <w:latentStyles w:defLockedState="0" w:defUIPriority="99" w:defSemiHidden="1" w:defUnhideWhenUsed="1" w:defQFormat="0" w:count="267">
+    <w:lsdException w:name="Normal" w:semiHidden="0" w:uiPriority="0" w:unhideWhenUsed="0" w:qFormat="1"/>
+    <w:lsdException w:name="heading 1" w:semiHidden="0" w:uiPriority="9" w:unhideWhenUsed="0" w:qFormat="1"/>
+    <w:lsdException w:name="heading 2" w:uiPriority="9" w:qFormat="1"/>
+    <w:lsdException w:name="heading 3" w:uiPriority="9" w:qFormat="1"/>
+    <w:lsdException w:name="heading 4" w:uiPriority="9" w:qFormat="1"/>
+    <w:lsdException w:name="heading 5" w:uiPriority="9" w:qFormat="1"/>
+    <w:lsdException w:name="heading 6" w:uiPriority="9" w:qFormat="1"/>
+    <w:lsdException w:name="heading 7" w:uiPriority="9" w:qFormat="1"/>
+    <w:lsdException w:name="heading 8" w:uiPriority="9" w:qFormat="1"/>
+    <w:lsdException w:name="heading 9" w:uiPriority="9" w:qFormat="1"/>
+    <w:lsdException w:name="toc 1" w:uiPriority="39"/>
+    <w:lsdException w:name="toc 2" w:uiPriority="39"/>
+    <w:lsdException w:name="toc 3" w:uiPriority="39"/>
+    <w:lsdException w:name="toc 4" w:uiPriority="39"/>
+    <w:lsdException w:name="toc 5" w:uiPriority="39"/>
+    <w:lsdException w:name="toc 6" w:uiPriority="39"/>
+    <w:lsdException w:name="toc 7" w:uiPriority="39"/>
+    <w:lsdException w:name="toc 8" w:uiPriority="39"/>
+    <w:lsdException w:name="toc 9" w:uiPriority="39"/>
+    <w:lsdException w:name="caption" w:uiPriority="35" w:qFormat="1"/>
+    <w:lsdException w:name="Title" w:semiHidden="0" w:uiPriority="10" w:unhideWhenUsed="0" w:qFormat="1"/>
+    <w:lsdException w:name="Default Paragraph Font" w:uiPriority="1"/>
+    <w:lsdException w:name="Subtitle" w:semiHidden="0" w:uiPriority="11" w:unhideWhenUsed="0" w:qFormat="1"/>
+    <w:lsdException w:name="Strong" w:semiHidden="0" w:uiPriority="22" w:unhideWhenUsed="0" w:qFormat="1"/>
+    <w:lsdException w:name="Emphasis" w:semiHidden="0" w:uiPriority="20" w:unhideWhenUsed="0" w:qFormat="1"/>
+    <w:lsdException w:name="Table Grid" w:semiHidden="0" w:uiPriority="59" w:unhideWhenUsed="0"/>
+    <w:lsdException w:name="Placeholder Text" w:unhideWhenUsed="0"/>
+    <w:lsdException w:name="No Spacing" w:semiHidden="0" w:uiPriority="1" w:unhideWhenUsed="0" w:qFormat="1"/>
+    <w:lsdException w:name="Light Shading" w:semiHidden="0" w:uiPriority="60" w:unhideWhenUsed="0"/>
+    <w:lsdException w:name="Light List" w:semiHidden="0" w:uiPriority="61" w:unhideWhenUsed="0"/>
+    <w:lsdException w:name="Light Grid" w:semiHidden="0" w:uiPriority="62" w:unhideWhenUsed="0"/>
+    <w:lsdException w:name="Medium Shading 1" w:semiHidden="0" w:uiPriority="63" w:unhideWhenUsed="0"/>
+    <w:lsdException w:name="Medium Shading 2" w:semiHidden="0" w:uiPriority="64" w:unhideWhenUsed="0"/>
+    <w:lsdException w:name="Medium List 1" w:semiHidden="0" w:uiPriority="65" w:unhideWhenUsed="0"/>
+    <w:lsdException w:name="Medium List 2" w:semiHidden="0" w:uiPriority="66" w:unhideWhenUsed="0"/>
+    <w:lsdException w:name="Medium Grid 1" w:semiHidden="0" w:uiPriority="67" w:unhideWhenUsed="0"/>
+    <w:lsdException w:name="Medium Grid 2" w:semiHidden="0" w:uiPriority="68" w:unhideWhenUsed="0"/>
+    <w:lsdException w:name="Medium Grid 3" w:semiHidden="0" w:uiPriority="69" w:unhideWhenUsed="0"/>
+    <w:lsdException w:name="Dark List" w:semiHidden="0" w:uiPriority="70" w:unhideWhenUsed="0"/>
+    <w:lsdException w:name="Colorful Shading" w:semiHidden="0" w:uiPriority="71" w:unhideWhenUsed="0"/>
+    <w:lsdException w:name="Colorful List" w:semiHidden="0" w:uiPriority="72" w:unhideWhenUsed="0"/>
+    <w:lsdException w:name="Colorful Grid" w:semiHidden="0" w:uiPriority="73" w:unhideWhenUsed="0"/>
+    <w:lsdException w:name="Light Shading Accent 1" w:semiHidden="0" w:uiPriority="60" w:unhideWhenUsed="0"/>
+    <w:lsdException w:name="Light List Accent 1" w:semiHidden="0" w:uiPriority="61" w:unhideWhenUsed="0"/>
+    <w:lsdException w:name="Light Grid Accent 1" w:semiHidden="0" w:uiPriority="62" w:unhideWhenUsed="0"/>
+    <w:lsdException w:name="Medium Shading 1 Accent 1" w:semiHidden="0" w:uiPriority="63" w:unhideWhenUsed="0"/>
+    <w:lsdException w:name="Medium Shading 2 Accent 1" w:semiHidden="0" w:uiPriority="64" w:unhideWhenUsed="0"/>
+    <w:lsdException w:name="Medium List 1 Accent 1" w:semiHidden="0" w:uiPriority="65" w:unhideWhenUsed="0"/>
+    <w:lsdException w:name="Revision" w:unhideWhenUsed="0"/>
+    <w:lsdException w:name="List Paragraph" w:semiHidden="0" w:uiPriority="34" w:unhideWhenUsed="0" w:qFormat="1"/>
+    <w:lsdException w:name="Quote" w:semiHidden="0" w:uiPriority="29" w:unhideWhenUsed="0" w:qFormat="1"/>
+    <w:lsdException w:name="Intense Quote" w:semiHidden="0" w:uiPriority="30" w:unhideWhenUsed="0" w:qFormat="1"/>
+    <w:lsdException w:name="Medium List 2 Accent 1" w:semiHidden="0" w:uiPriority="66" w:unhideWhenUsed="0"/>
+    <w:lsdException w:name="Medium Grid 1 Accent 1" w:semiHidden="0" w:uiPriority="67" w:unhideWhenUsed="0"/>
+    <w:lsdException w:name="Medium Grid 2 Accent 1" w:semiHidden="0" w:uiPriority="68" w:unhideWhenUsed="0"/>
+    <w:lsdException w:name="Medium Grid 3 Accent 1" w:semiHidden="0" w:uiPriority="69" w:unhideWhenUsed="0"/>
+    <w:lsdException w:name="Dark List Accent 1" w:semiHidden="0" w:uiPriority="70" w:unhideWhenUsed="0"/>
+    <w:lsdException w:name="Colorful Shading Accent 1" w:semiHidden="0" w:uiPriority="71" w:unhideWhenUsed="0"/>
+    <w:lsdException w:name="Colorful List Accent 1" w:semiHidden="0" w:uiPriority="72" w:unhideWhenUsed="0"/>
+    <w:lsdException w:name="Colorful Grid Accent 1" w:semiHidden="0" w:uiPriority="73" w:unhideWhenUsed="0"/>
+    <w:lsdException w:name="Light Shading Accent 2" w:semiHidden="0" w:uiPriority="60" w:unhideWhenUsed="0"/>
+    <w:lsdException w:name="Light List Accent 2" w:semiHidden="0" w:uiPriority="61" w:unhideWhenUsed="0"/>
+    <w:lsdException w:name="Light Grid Accent 2" w:semiHidden="0" w:uiPriority="62" w:unhideWhenUsed="0"/>
+    <w:lsdException w:name="Medium Shading 1 Accent 2" w:semiHidden="0" w:uiPriority="63" w:unhideWhenUsed="0"/>
+    <w:lsdException w:name="Medium Shading 2 Accent 2" w:semiHidden="0" w:uiPriority="64" w:unhideWhenUsed="0"/>
+    <w:lsdException w:name="Medium List 1 Accent 2" w:semiHidden="0" w:uiPriority="65" w:unhideWhenUsed="0"/>
+    <w:lsdException w:name="Medium List 2 Accent 2" w:semiHidden="0" w:uiPriority="66" w:unhideWhenUsed="0"/>
+    <w:lsdException w:name="Medium Grid 1 Accent 2" w:semiHidden="0" w:uiPriority="67" w:unhideWhenUsed="0"/>
+    <w:lsdException w:name="Medium Grid 2 Accent 2" w:semiHidden="0" w:uiPriority="68" w:unhideWhenUsed="0"/>
+    <w:lsdException w:name="Medium Grid 3 Accent 2" w:semiHidden="0" w:uiPriority="69" w:unhideWhenUsed="0"/>
+    <w:lsdException w:name="Dark List Accent 2" w:semiHidden="0" w:uiPriority="70" w:unhideWhenUsed="0"/>
+    <w:lsdException w:name="Colorful Shading Accent 2" w:semiHidden="0" w:uiPriority="71" w:unhideWhenUsed="0"/>
+    <w:lsdException w:name="Colorful List Accent 2" w:semiHidden="0" w:uiPriority="72" w:unhideWhenUsed="0"/>
+    <w:lsdException w:name="Colorful Grid Accent 2" w:semiHidden="0" w:uiPriority="73" w:unhideWhenUsed="0"/>
+    <w:lsdException w:name="Light Shading Accent 3" w:semiHidden="0" w:uiPriority="60" w:unhideWhenUsed="0"/>
+    <w:lsdException w:name="Light List Accent 3" w:semiHidden="0" w:uiPriority="61" w:unhideWhenUsed="0"/>
+    <w:lsdException w:name="Light Grid Accent 3" w:semiHidden="0" w:uiPriority="62" w:unhideWhenUsed="0"/>
+    <w:lsdException w:name="Medium Shading 1 Accent 3" w:semiHidden="0" w:uiPriority="63" w:unhideWhenUsed="0"/>
+    <w:lsdException w:name="Medium Shading 2 Accent 3" w:semiHidden="0" w:uiPriority="64" w:unhideWhenUsed="0"/>
+    <w:lsdException w:name="Medium List 1 Accent 3" w:semiHidden="0" w:uiPriority="65" w:unhideWhenUsed="0"/>
+    <w:lsdException w:name="Medium List 2 Accent 3" w:semiHidden="0" w:uiPriority="66" w:unhideWhenUsed="0"/>
+    <w:lsdException w:name="Medium Grid 1 Accent 3" w:semiHidden="0" w:uiPriority="67" w:unhideWhenUsed="0"/>
+    <w:lsdException w:name="Medium Grid 2 Accent 3" w:semiHidden="0" w:uiPriority="68" w:unhideWhenUsed="0"/>
+    <w:lsdException w:name="Medium Grid 3 Accent 3" w:semiHidden="0" w:uiPriority="69" w:unhideWhenUsed="0"/>
+    <w:lsdException w:name="Dark List Accent 3" w:semiHidden="0" w:uiPriority="70" w:unhideWhenUsed="0"/>
+    <w:lsdException w:name="Colorful Shading Accent 3" w:semiHidden="0" w:uiPriority="71" w:unhideWhenUsed="0"/>
+    <w:lsdException w:name="Colorful List Accent 3" w:semiHidden="0" w:uiPriority="72" w:unhideWhenUsed="0"/>
+    <w:lsdException w:name="Colorful Grid Accent 3" w:semiHidden="0" w:uiPriority="73" w:unhideWhenUsed="0"/>
+    <w:lsdException w:name="Light Shading Accent 4" w:semiHidden="0" w:uiPriority="60" w:unhideWhenUsed="0"/>
+    <w:lsdException w:name="Light List Accent 4" w:semiHidden="0" w:uiPriority="61" w:unhideWhenUsed="0"/>
+    <w:lsdException w:name="Light Grid Accent 4" w:semiHidden="0" w:uiPriority="62" w:unhideWhenUsed="0"/>
+    <w:lsdException w:name="Medium Shading 1 Accent 4" w:semiHidden="0" w:uiPriority="63" w:unhideWhenUsed="0"/>
+    <w:lsdException w:name="Medium Shading 2 Accent 4" w:semiHidden="0" w:uiPriority="64" w:unhideWhenUsed="0"/>
+    <w:lsdException w:name="Medium List 1 Accent 4" w:semiHidden="0" w:uiPriority="65" w:unhideWhenUsed="0"/>
+    <w:lsdException w:name="Medium List 2 Accent 4" w:semiHidden="0" w:uiPriority="66" w:unhideWhenUsed="0"/>
+    <w:lsdException w:name="Medium Grid 1 Accent 4" w:semiHidden="0" w:uiPriority="67" w:unhideWhenUsed="0"/>
+    <w:lsdException w:name="Medium Grid 2 Accent 4" w:semiHidden="0" w:uiPriority="68" w:unhideWhenUsed="0"/>
+    <w:lsdException w:name="Medium Grid 3 Accent 4" w:semiHidden="0" w:uiPriority="69" w:unhideWhenUsed="0"/>
+    <w:lsdException w:name="Dark List Accent 4" w:semiHidden="0" w:uiPriority="70" w:unhideWhenUsed="0"/>
+    <w:lsdException w:name="Colorful Shading Accent 4" w:semiHidden="0" w:uiPriority="71" w:unhideWhenUsed="0"/>
+    <w:lsdException w:name="Colorful List Accent 4" w:semiHidden="0" w:uiPriority="72" w:unhideWhenUsed="0"/>
+    <w:lsdException w:name="Colorful Grid Accent 4" w:semiHidden="0" w:uiPriority="73" w:unhideWhenUsed="0"/>
+    <w:lsdException w:name="Light Shading Accent 5" w:semiHidden="0" w:uiPriority="60" w:unhideWhenUsed="0"/>
+    <w:lsdException w:name="Light List Accent 5" w:semiHidden="0" w:uiPriority="61" w:unhideWhenUsed="0"/>
+    <w:lsdException w:name="Light Grid Accent 5" w:semiHidden="0" w:uiPriority="62" w:unhideWhenUsed="0"/>
+    <w:lsdException w:name="Medium Shading 1 Accent 5" w:semiHidden="0" w:uiPriority="63" w:unhideWhenUsed="0"/>
+    <w:lsdException w:name="Medium Shading 2 Accent 5" w:semiHidden="0" w:uiPriority="64" w:unhideWhenUsed="0"/>
+    <w:lsdException w:name="Medium List 1 Accent 5" w:semiHidden="0" w:uiPriority="65" w:unhideWhenUsed="0"/>
+    <w:lsdException w:name="Medium List 2 Accent 5" w:semiHidden="0" w:uiPriority="66" w:unhideWhenUsed="0"/>
+    <w:lsdException w:name="Medium Grid 1 Accent 5" w:semiHidden="0" w:uiPriority="67" w:unhideWhenUsed="0"/>
+    <w:lsdException w:name="Medium Grid 2 Accent 5" w:semiHidden="0" w:uiPriority="68" w:unhideWhenUsed="0"/>
+    <w:lsdException w:name="Medium Grid 3 Accent 5" w:semiHidden="0" w:uiPriority="69" w:unhideWhenUsed="0"/>
+    <w:lsdException w:name="Dark List Accent 5" w:semiHidden="0" w:uiPriority="70" w:unhideWhenUsed="0"/>
+    <w:lsdException w:name="Colorful Shading Accent 5" w:semiHidden="0" w:uiPriority="71" w:unhideWhenUsed="0"/>
+    <w:lsdException w:name="Colorful List Accent 5" w:semiHidden="0" w:uiPriority="72" w:unhideWhenUsed="0"/>
+    <w:lsdException w:name="Colorful Grid Accent 5" w:semiHidden="0" w:uiPriority="73" w:unhideWhenUsed="0"/>
+    <w:lsdException w:name="Light Shading Accent 6" w:semiHidden="0" w:uiPriority="60" w:unhideWhenUsed="0"/>
+    <w:lsdException w:name="Light List Accent 6" w:semiHidden="0" w:uiPriority="61" w:unhideWhenUsed="0"/>
+    <w:lsdException w:name="Light Grid Accent 6" w:semiHidden="0" w:uiPriority="62" w:unhideWhenUsed="0"/>
+    <w:lsdException w:name="Medium Shading 1 Accent 6" w:semiHidden="0" w:uiPriority="63" w:unhideWhenUsed="0"/>
+    <w:lsdException w:name="Medium Shading 2 Accent 6" w:semiHidden="0" w:uiPriority="64" w:unhideWhenUsed="0"/>
+    <w:lsdException w:name="Medium List 1 Accent 6" w:semiHidden="0" w:uiPriority="65" w:unhideWhenUsed="0"/>
+    <w:lsdException w:name="Medium List 2 Accent 6" w:semiHidden="0" w:uiPriority="66" w:unhideWhenUsed="0"/>
+    <w:lsdException w:name="Medium Grid 1 Accent 6" w:semiHidden="0" w:uiPriority="67" w:unhideWhenUsed="0"/>
+    <w:lsdException w:name="Medium Grid 2 Accent 6" w:semiHidden="0" w:uiPriority="68" w:unhideWhenUsed="0"/>
+    <w:lsdException w:name="Medium Grid 3 Accent 6" w:semiHidden="0" w:uiPriority="69" w:unhideWhenUsed="0"/>
+    <w:lsdException w:name="Dark List Accent 6" w:semiHidden="0" w:uiPriority="70" w:unhideWhenUsed="0"/>
+    <w:lsdException w:name="Colorful Shading Accent 6" w:semiHidden="0" w:uiPriority="71" w:unhideWhenUsed="0"/>
+    <w:lsdException w:name="Colorful List Accent 6" w:semiHidden="0" w:uiPriority="72" w:unhideWhenUsed="0"/>
+    <w:lsdException w:name="Colorful Grid Accent 6" w:semiHidden="0" w:uiPriority="73" w:unhideWhenUsed="0"/>
+    <w:lsdException w:name="Subtle Emphasis" w:semiHidden="0" w:uiPriority="19" w:unhideWhenUsed="0" w:qFormat="1"/>
+    <w:lsdException w:name="Intense Emphasis" w:semiHidden="0" w:uiPriority="21" w:unhideWhenUsed="0" w:qFormat="1"/>
+    <w:lsdException w:name="Subtle Reference" w:semiHidden="0" w:uiPriority="31" w:unhideWhenUsed="0" w:qFormat="1"/>
+    <w:lsdException w:name="Intense Reference" w:semiHidden="0" w:uiPriority="32" w:unhideWhenUsed="0" w:qFormat="1"/>
+    <w:lsdException w:name="Book Title" w:semiHidden="0" w:uiPriority="33" w:unhideWhenUsed="0" w:qFormat="1"/>
+    <w:lsdException w:name="Bibliography" w:uiPriority="37"/>
+    <w:lsdException w:name="TOC Heading" w:uiPriority="39" w:qFormat="1"/>
   </w:latentStyles>
   <w:style w:type="paragraph" w:default="1" w:styleId="a">
     <w:name w:val="Normal"/>
@@ -4977,6 +4768,7 @@
     <w:uiPriority w:val="99"/>
     <w:semiHidden/>
     <w:unhideWhenUsed/>
+    <w:qFormat/>
     <w:tblPr>
       <w:tblInd w:w="0" w:type="dxa"/>
       <w:tblCellMar>
@@ -5049,6 +4841,7 @@
       <w:spacing w:after="0" w:line="240" w:lineRule="auto"/>
     </w:pPr>
     <w:tblPr>
+      <w:tblInd w:w="0" w:type="dxa"/>
       <w:tblBorders>
         <w:top w:val="single" w:sz="4" w:space="0" w:color="auto"/>
         <w:left w:val="single" w:sz="4" w:space="0" w:color="auto"/>
@@ -5057,6 +4850,12 @@
         <w:insideH w:val="single" w:sz="4" w:space="0" w:color="auto"/>
         <w:insideV w:val="single" w:sz="4" w:space="0" w:color="auto"/>
       </w:tblBorders>
+      <w:tblCellMar>
+        <w:top w:w="0" w:type="dxa"/>
+        <w:left w:w="108" w:type="dxa"/>
+        <w:bottom w:w="0" w:type="dxa"/>
+        <w:right w:w="108" w:type="dxa"/>
+      </w:tblCellMar>
     </w:tblPr>
   </w:style>
 </w:styles>
